--- a/vi/files/templates/Response_to_Reviewers_Template.docx
+++ b/vi/files/templates/Response_to_Reviewers_Template.docx
@@ -343,7 +343,7 @@
               <w:rPr>
                 <w:sz w:val="18"/>
               </w:rPr>
-              <w:t>Wait a day before replying. Then thank the reviewers once, briefly — they worked for free.</w:t>
+              <w:t>Wait a day before replying. Then thank the reviewers once, briefly. They worked for free.</w:t>
             </w:r>
           </w:p>
           <w:p>
